--- a/Wzor_analizy/Wzor_ZAL_02_Czas_pracy_KPCP.docx
+++ b/Wzor_analizy/Wzor_ZAL_02_Czas_pracy_KPCP.docx
@@ -340,7 +340,7 @@
         <w:pStyle w:val="Klauzula"/>
       </w:pPr>
       <w:r>
-        <w:t xml:space="preserve">Dokument został opracowany przez Alt One wyłącznie dla </w:t>
+        <w:t xml:space="preserve">Dokument został opracowany przez AltOne wyłącznie dla </w:t>
       </w:r>
       <w:r>
         <w:rPr>
@@ -350,7 +350,7 @@
         <w:t xml:space="preserve">[DO UZUPEŁNIENIA: nazwa klienta]</w:t>
       </w:r>
       <w:r>
-        <w:t xml:space="preserve">. Nie może być reprodukowany, kopiowany lub publikowany w całości lub jakiejkolwiek jego części bez pisemnej zgody Alt One.</w:t>
+        <w:t xml:space="preserve">. Nie może być reprodukowany, kopiowany lub publikowany w całości lub jakiejkolwiek jego części bez pisemnej zgody AltOne.</w:t>
       </w:r>
     </w:p>
     <w:p>
@@ -1843,7 +1843,7 @@
         <w:t xml:space="preserve">[SEKCJA OPCJONALNA – usuń, jeśli nie dotyczy]</w:t>
       </w:r>
       <w:r>
-        <w:t xml:space="preserve"> Rozwiązanie Alt One „Weryfikatory czasu pracy” lub definicje weryfikatorów kalendarza.</w:t>
+        <w:t xml:space="preserve"> Rozwiązanie AltOne „Weryfikatory czasu pracy” lub definicje weryfikatorów kalendarza.</w:t>
       </w:r>
     </w:p>
     <w:p>
@@ -3559,7 +3559,7 @@
                 <w:rStyle w:val="PoledoUzupelnienia"/>
                 <w:highlight w:val="yellow"/>
               </w:rPr>
-              <w:t xml:space="preserve">[DO UZUPEŁNIENIA: Klient / Alt One]</w:t>
+              <w:t xml:space="preserve">[DO UZUPEŁNIENIA: Klient / AltOne]</w:t>
             </w:r>
           </w:p>
         </w:tc>
@@ -3856,7 +3856,7 @@
         <w:spacing w:before="240"/>
       </w:pPr>
       <w:r>
-        <w:t xml:space="preserve">Alt One, </w:t>
+        <w:t xml:space="preserve">AltOne, </w:t>
       </w:r>
       <w:r>
         <w:rPr>
